--- a/course_files/Listening_Speaking/114-2-spring/sp07-AH-Art Conservation/sp07_speaking.docx
+++ b/course_files/Listening_Speaking/114-2-spring/sp07-AH-Art Conservation/sp07_speaking.docx
@@ -5,11 +5,14 @@
     <w:p>
       <w:pPr>
         <w:pStyle w:val="Heading1"/>
-        <w:rPr/>
-      </w:pPr>
-      <w:r>
-        <w:rPr>
-          <w:rFonts w:ascii="Calibri" w:cs="Calibri" w:eastAsia="Calibri" w:hAnsi="Calibri"/>
+        <w:rPr>
+          <w:color w:val="000000"/>
+        </w:rPr>
+      </w:pPr>
+      <w:r>
+        <w:rPr>
+          <w:rFonts w:ascii="Calibri" w:cs="Calibri" w:eastAsia="Calibri" w:hAnsi="Calibri"/>
+          <w:color w:val="000000"/>
           <w:rtl w:val="0"/>
         </w:rPr>
         <w:t xml:space="preserve">TOEFL Speaking Practice SP07</w:t>
@@ -22,14 +25,12 @@
     </w:p>
     <w:p>
       <w:pPr>
-        <w:spacing w:after="240" w:line="276" w:lineRule="auto"/>
-        <w:rPr/>
-      </w:pPr>
-      <w:r>
-        <w:rPr>
-          <w:rFonts w:ascii="Calibri" w:cs="Calibri" w:eastAsia="Calibri" w:hAnsi="Calibri"/>
-          <w:b w:val="0"/>
-          <w:bCs w:val="0"/>
+        <w:spacing w:after="240" w:lineRule="auto"/>
+        <w:rPr/>
+      </w:pPr>
+      <w:r>
+        <w:rPr>
+          <w:rFonts w:ascii="Calibri" w:cs="Calibri" w:eastAsia="Calibri" w:hAnsi="Calibri"/>
           <w:i w:val="1"/>
           <w:iCs w:val="1"/>
           <w:sz w:val="20"/>
@@ -47,11 +48,14 @@
     <w:p>
       <w:pPr>
         <w:pStyle w:val="Heading2"/>
-        <w:rPr/>
-      </w:pPr>
-      <w:r>
-        <w:rPr>
-          <w:rFonts w:ascii="Calibri" w:cs="Calibri" w:eastAsia="Calibri" w:hAnsi="Calibri"/>
+        <w:rPr>
+          <w:color w:val="000000"/>
+        </w:rPr>
+      </w:pPr>
+      <w:r>
+        <w:rPr>
+          <w:rFonts w:ascii="Calibri" w:cs="Calibri" w:eastAsia="Calibri" w:hAnsi="Calibri"/>
+          <w:color w:val="000000"/>
           <w:rtl w:val="0"/>
         </w:rPr>
         <w:t xml:space="preserve">SPEAKING TASK 1: READ ALOUD</w:t>
@@ -65,11 +69,14 @@
     <w:p>
       <w:pPr>
         <w:pStyle w:val="Heading3"/>
-        <w:rPr/>
-      </w:pPr>
-      <w:r>
-        <w:rPr>
-          <w:rFonts w:ascii="Calibri" w:cs="Calibri" w:eastAsia="Calibri" w:hAnsi="Calibri"/>
+        <w:rPr>
+          <w:color w:val="000000"/>
+        </w:rPr>
+      </w:pPr>
+      <w:r>
+        <w:rPr>
+          <w:rFonts w:ascii="Calibri" w:cs="Calibri" w:eastAsia="Calibri" w:hAnsi="Calibri"/>
+          <w:color w:val="000000"/>
           <w:rtl w:val="0"/>
         </w:rPr>
         <w:t xml:space="preserve">Set 1 History Museum</w:t>
@@ -82,16 +89,12 @@
     </w:p>
     <w:p>
       <w:pPr>
-        <w:spacing w:after="120" w:line="276" w:lineRule="auto"/>
-        <w:rPr/>
-      </w:pPr>
-      <w:r>
-        <w:rPr>
-          <w:rFonts w:ascii="Calibri" w:cs="Calibri" w:eastAsia="Calibri" w:hAnsi="Calibri"/>
-          <w:b w:val="0"/>
-          <w:bCs w:val="0"/>
-          <w:i w:val="0"/>
-          <w:iCs w:val="0"/>
+        <w:spacing w:after="120" w:lineRule="auto"/>
+        <w:rPr/>
+      </w:pPr>
+      <w:r>
+        <w:rPr>
+          <w:rFonts w:ascii="Calibri" w:cs="Calibri" w:eastAsia="Calibri" w:hAnsi="Calibri"/>
           <w:sz w:val="24"/>
           <w:szCs w:val="24"/>
           <w:rtl w:val="0"/>
@@ -106,16 +109,12 @@
     </w:p>
     <w:p>
       <w:pPr>
-        <w:spacing w:after="240" w:line="276" w:lineRule="auto"/>
-        <w:rPr/>
-      </w:pPr>
-      <w:r>
-        <w:rPr>
-          <w:rFonts w:ascii="Calibri" w:cs="Calibri" w:eastAsia="Calibri" w:hAnsi="Calibri"/>
-          <w:b w:val="0"/>
-          <w:bCs w:val="0"/>
-          <w:i w:val="0"/>
-          <w:iCs w:val="0"/>
+        <w:spacing w:after="240" w:lineRule="auto"/>
+        <w:rPr/>
+      </w:pPr>
+      <w:r>
+        <w:rPr>
+          <w:rFonts w:ascii="Calibri" w:cs="Calibri" w:eastAsia="Calibri" w:hAnsi="Calibri"/>
           <w:sz w:val="24"/>
           <w:szCs w:val="24"/>
           <w:rtl w:val="0"/>
@@ -361,11 +360,14 @@
     <w:p>
       <w:pPr>
         <w:pStyle w:val="Heading2"/>
-        <w:rPr/>
-      </w:pPr>
-      <w:r>
-        <w:rPr>
-          <w:rFonts w:ascii="Calibri" w:cs="Calibri" w:eastAsia="Calibri" w:hAnsi="Calibri"/>
+        <w:rPr>
+          <w:color w:val="000000"/>
+        </w:rPr>
+      </w:pPr>
+      <w:r>
+        <w:rPr>
+          <w:rFonts w:ascii="Calibri" w:cs="Calibri" w:eastAsia="Calibri" w:hAnsi="Calibri"/>
+          <w:color w:val="000000"/>
           <w:rtl w:val="0"/>
         </w:rPr>
         <w:t xml:space="preserve">SPEAKING TASK 1: READ ALOUD</w:t>
@@ -379,11 +381,14 @@
     <w:p>
       <w:pPr>
         <w:pStyle w:val="Heading3"/>
-        <w:rPr/>
-      </w:pPr>
-      <w:r>
-        <w:rPr>
-          <w:rFonts w:ascii="Calibri" w:cs="Calibri" w:eastAsia="Calibri" w:hAnsi="Calibri"/>
+        <w:rPr>
+          <w:color w:val="000000"/>
+        </w:rPr>
+      </w:pPr>
+      <w:r>
+        <w:rPr>
+          <w:rFonts w:ascii="Calibri" w:cs="Calibri" w:eastAsia="Calibri" w:hAnsi="Calibri"/>
+          <w:color w:val="000000"/>
           <w:rtl w:val="0"/>
         </w:rPr>
         <w:t xml:space="preserve">Set 2 Sports Arena</w:t>
@@ -396,16 +401,12 @@
     </w:p>
     <w:p>
       <w:pPr>
-        <w:spacing w:after="120" w:line="276" w:lineRule="auto"/>
-        <w:rPr/>
-      </w:pPr>
-      <w:r>
-        <w:rPr>
-          <w:rFonts w:ascii="Calibri" w:cs="Calibri" w:eastAsia="Calibri" w:hAnsi="Calibri"/>
-          <w:b w:val="0"/>
-          <w:bCs w:val="0"/>
-          <w:i w:val="0"/>
-          <w:iCs w:val="0"/>
+        <w:spacing w:after="120" w:lineRule="auto"/>
+        <w:rPr/>
+      </w:pPr>
+      <w:r>
+        <w:rPr>
+          <w:rFonts w:ascii="Calibri" w:cs="Calibri" w:eastAsia="Calibri" w:hAnsi="Calibri"/>
           <w:sz w:val="24"/>
           <w:szCs w:val="24"/>
           <w:rtl w:val="0"/>
@@ -420,16 +421,12 @@
     </w:p>
     <w:p>
       <w:pPr>
-        <w:spacing w:after="240" w:line="276" w:lineRule="auto"/>
-        <w:rPr/>
-      </w:pPr>
-      <w:r>
-        <w:rPr>
-          <w:rFonts w:ascii="Calibri" w:cs="Calibri" w:eastAsia="Calibri" w:hAnsi="Calibri"/>
-          <w:b w:val="0"/>
-          <w:bCs w:val="0"/>
-          <w:i w:val="0"/>
-          <w:iCs w:val="0"/>
+        <w:spacing w:after="240" w:lineRule="auto"/>
+        <w:rPr/>
+      </w:pPr>
+      <w:r>
+        <w:rPr>
+          <w:rFonts w:ascii="Calibri" w:cs="Calibri" w:eastAsia="Calibri" w:hAnsi="Calibri"/>
           <w:sz w:val="24"/>
           <w:szCs w:val="24"/>
           <w:rtl w:val="0"/>
@@ -675,11 +672,14 @@
     <w:p>
       <w:pPr>
         <w:pStyle w:val="Heading2"/>
-        <w:rPr/>
-      </w:pPr>
-      <w:r>
-        <w:rPr>
-          <w:rFonts w:ascii="Calibri" w:cs="Calibri" w:eastAsia="Calibri" w:hAnsi="Calibri"/>
+        <w:rPr>
+          <w:color w:val="000000"/>
+        </w:rPr>
+      </w:pPr>
+      <w:r>
+        <w:rPr>
+          <w:rFonts w:ascii="Calibri" w:cs="Calibri" w:eastAsia="Calibri" w:hAnsi="Calibri"/>
+          <w:color w:val="000000"/>
           <w:rtl w:val="0"/>
         </w:rPr>
         <w:t xml:space="preserve">SPEAKING TASK 1: READ ALOUD</w:t>
@@ -693,11 +693,14 @@
     <w:p>
       <w:pPr>
         <w:pStyle w:val="Heading3"/>
-        <w:rPr/>
-      </w:pPr>
-      <w:r>
-        <w:rPr>
-          <w:rFonts w:ascii="Calibri" w:cs="Calibri" w:eastAsia="Calibri" w:hAnsi="Calibri"/>
+        <w:rPr>
+          <w:color w:val="000000"/>
+        </w:rPr>
+      </w:pPr>
+      <w:r>
+        <w:rPr>
+          <w:rFonts w:ascii="Calibri" w:cs="Calibri" w:eastAsia="Calibri" w:hAnsi="Calibri"/>
+          <w:color w:val="000000"/>
           <w:rtl w:val="0"/>
         </w:rPr>
         <w:t xml:space="preserve">Set 3 Train Station</w:t>
@@ -710,16 +713,12 @@
     </w:p>
     <w:p>
       <w:pPr>
-        <w:spacing w:after="120" w:line="276" w:lineRule="auto"/>
-        <w:rPr/>
-      </w:pPr>
-      <w:r>
-        <w:rPr>
-          <w:rFonts w:ascii="Calibri" w:cs="Calibri" w:eastAsia="Calibri" w:hAnsi="Calibri"/>
-          <w:b w:val="0"/>
-          <w:bCs w:val="0"/>
-          <w:i w:val="0"/>
-          <w:iCs w:val="0"/>
+        <w:spacing w:after="120" w:lineRule="auto"/>
+        <w:rPr/>
+      </w:pPr>
+      <w:r>
+        <w:rPr>
+          <w:rFonts w:ascii="Calibri" w:cs="Calibri" w:eastAsia="Calibri" w:hAnsi="Calibri"/>
           <w:sz w:val="24"/>
           <w:szCs w:val="24"/>
           <w:rtl w:val="0"/>
@@ -734,16 +733,12 @@
     </w:p>
     <w:p>
       <w:pPr>
-        <w:spacing w:after="240" w:line="276" w:lineRule="auto"/>
-        <w:rPr/>
-      </w:pPr>
-      <w:r>
-        <w:rPr>
-          <w:rFonts w:ascii="Calibri" w:cs="Calibri" w:eastAsia="Calibri" w:hAnsi="Calibri"/>
-          <w:b w:val="0"/>
-          <w:bCs w:val="0"/>
-          <w:i w:val="0"/>
-          <w:iCs w:val="0"/>
+        <w:spacing w:after="240" w:lineRule="auto"/>
+        <w:rPr/>
+      </w:pPr>
+      <w:r>
+        <w:rPr>
+          <w:rFonts w:ascii="Calibri" w:cs="Calibri" w:eastAsia="Calibri" w:hAnsi="Calibri"/>
           <w:sz w:val="24"/>
           <w:szCs w:val="24"/>
           <w:rtl w:val="0"/>
@@ -989,11 +984,14 @@
     <w:p>
       <w:pPr>
         <w:pStyle w:val="Heading2"/>
-        <w:rPr/>
-      </w:pPr>
-      <w:r>
-        <w:rPr>
-          <w:rFonts w:ascii="Calibri" w:cs="Calibri" w:eastAsia="Calibri" w:hAnsi="Calibri"/>
+        <w:rPr>
+          <w:color w:val="000000"/>
+        </w:rPr>
+      </w:pPr>
+      <w:r>
+        <w:rPr>
+          <w:rFonts w:ascii="Calibri" w:cs="Calibri" w:eastAsia="Calibri" w:hAnsi="Calibri"/>
+          <w:color w:val="000000"/>
           <w:rtl w:val="0"/>
         </w:rPr>
         <w:t xml:space="preserve">SPEAKING TASK 2: INTERVIEW</w:t>
@@ -1007,11 +1005,14 @@
     <w:p>
       <w:pPr>
         <w:pStyle w:val="Heading3"/>
-        <w:rPr/>
-      </w:pPr>
-      <w:r>
-        <w:rPr>
-          <w:rFonts w:ascii="Calibri" w:cs="Calibri" w:eastAsia="Calibri" w:hAnsi="Calibri"/>
+        <w:rPr>
+          <w:color w:val="000000"/>
+        </w:rPr>
+      </w:pPr>
+      <w:r>
+        <w:rPr>
+          <w:rFonts w:ascii="Calibri" w:cs="Calibri" w:eastAsia="Calibri" w:hAnsi="Calibri"/>
+          <w:color w:val="000000"/>
           <w:rtl w:val="0"/>
         </w:rPr>
         <w:t xml:space="preserve">Set 1 City Living</w:t>
@@ -1024,16 +1025,12 @@
     </w:p>
     <w:p>
       <w:pPr>
-        <w:spacing w:after="240" w:line="276" w:lineRule="auto"/>
-        <w:rPr/>
-      </w:pPr>
-      <w:r>
-        <w:rPr>
-          <w:rFonts w:ascii="Calibri" w:cs="Calibri" w:eastAsia="Calibri" w:hAnsi="Calibri"/>
-          <w:b w:val="0"/>
-          <w:bCs w:val="0"/>
-          <w:i w:val="0"/>
-          <w:iCs w:val="0"/>
+        <w:spacing w:after="240" w:lineRule="auto"/>
+        <w:rPr/>
+      </w:pPr>
+      <w:r>
+        <w:rPr>
+          <w:rFonts w:ascii="Calibri" w:cs="Calibri" w:eastAsia="Calibri" w:hAnsi="Calibri"/>
           <w:sz w:val="24"/>
           <w:szCs w:val="24"/>
           <w:rtl w:val="0"/>
@@ -1182,7 +1179,7 @@
     </w:p>
     <w:p>
       <w:pPr>
-        <w:spacing w:after="80" w:line="276" w:lineRule="auto"/>
+        <w:spacing w:after="80" w:lineRule="auto"/>
         <w:rPr/>
       </w:pPr>
       <w:r>
@@ -1190,8 +1187,6 @@
           <w:rFonts w:ascii="Calibri" w:cs="Calibri" w:eastAsia="Calibri" w:hAnsi="Calibri"/>
           <w:b w:val="1"/>
           <w:bCs w:val="1"/>
-          <w:i w:val="0"/>
-          <w:iCs w:val="0"/>
           <w:sz w:val="26"/>
           <w:szCs w:val="26"/>
           <w:rtl w:val="0"/>
@@ -1206,16 +1201,12 @@
     </w:p>
     <w:p>
       <w:pPr>
-        <w:spacing w:after="160" w:line="276" w:lineRule="auto"/>
-        <w:rPr/>
-      </w:pPr>
-      <w:r>
-        <w:rPr>
-          <w:rFonts w:ascii="Calibri" w:cs="Calibri" w:eastAsia="Calibri" w:hAnsi="Calibri"/>
-          <w:b w:val="0"/>
-          <w:bCs w:val="0"/>
-          <w:i w:val="0"/>
-          <w:iCs w:val="0"/>
+        <w:spacing w:after="160" w:lineRule="auto"/>
+        <w:rPr/>
+      </w:pPr>
+      <w:r>
+        <w:rPr>
+          <w:rFonts w:ascii="Calibri" w:cs="Calibri" w:eastAsia="Calibri" w:hAnsi="Calibri"/>
           <w:sz w:val="20"/>
           <w:szCs w:val="20"/>
           <w:rtl w:val="0"/>
@@ -1230,7 +1221,7 @@
     </w:p>
     <w:p>
       <w:pPr>
-        <w:spacing w:after="80" w:line="276" w:lineRule="auto"/>
+        <w:spacing w:after="80" w:lineRule="auto"/>
         <w:rPr/>
       </w:pPr>
       <w:r>
@@ -1238,10 +1229,6 @@
           <w:rFonts w:ascii="Calibri" w:cs="Calibri" w:eastAsia="Calibri" w:hAnsi="Calibri"/>
           <w:b w:val="1"/>
           <w:bCs w:val="1"/>
-          <w:i w:val="0"/>
-          <w:iCs w:val="0"/>
-          <w:sz w:val="22"/>
-          <w:szCs w:val="22"/>
           <w:rtl w:val="0"/>
         </w:rPr>
         <w:t xml:space="preserve">Brainstorming Table:</w:t>
@@ -1887,7 +1874,7 @@
     </w:p>
     <w:p>
       <w:pPr>
-        <w:spacing w:after="80" w:line="276" w:lineRule="auto"/>
+        <w:spacing w:after="80" w:lineRule="auto"/>
         <w:rPr/>
       </w:pPr>
       <w:r>
@@ -1895,10 +1882,6 @@
           <w:rFonts w:ascii="Calibri" w:cs="Calibri" w:eastAsia="Calibri" w:hAnsi="Calibri"/>
           <w:b w:val="1"/>
           <w:bCs w:val="1"/>
-          <w:i w:val="0"/>
-          <w:iCs w:val="0"/>
-          <w:sz w:val="22"/>
-          <w:szCs w:val="22"/>
           <w:rtl w:val="0"/>
         </w:rPr>
         <w:t xml:space="preserve">Model Answers:</w:t>
@@ -2005,7 +1988,7 @@
     </w:p>
     <w:p>
       <w:pPr>
-        <w:spacing w:after="80" w:line="276" w:lineRule="auto"/>
+        <w:spacing w:after="80" w:lineRule="auto"/>
         <w:rPr/>
       </w:pPr>
       <w:r>
@@ -2013,8 +1996,6 @@
           <w:rFonts w:ascii="Calibri" w:cs="Calibri" w:eastAsia="Calibri" w:hAnsi="Calibri"/>
           <w:b w:val="1"/>
           <w:bCs w:val="1"/>
-          <w:i w:val="0"/>
-          <w:iCs w:val="0"/>
           <w:sz w:val="26"/>
           <w:szCs w:val="26"/>
           <w:rtl w:val="0"/>
@@ -2029,16 +2010,12 @@
     </w:p>
     <w:p>
       <w:pPr>
-        <w:spacing w:after="160" w:line="276" w:lineRule="auto"/>
-        <w:rPr/>
-      </w:pPr>
-      <w:r>
-        <w:rPr>
-          <w:rFonts w:ascii="Calibri" w:cs="Calibri" w:eastAsia="Calibri" w:hAnsi="Calibri"/>
-          <w:b w:val="0"/>
-          <w:bCs w:val="0"/>
-          <w:i w:val="0"/>
-          <w:iCs w:val="0"/>
+        <w:spacing w:after="160" w:lineRule="auto"/>
+        <w:rPr/>
+      </w:pPr>
+      <w:r>
+        <w:rPr>
+          <w:rFonts w:ascii="Calibri" w:cs="Calibri" w:eastAsia="Calibri" w:hAnsi="Calibri"/>
           <w:sz w:val="20"/>
           <w:szCs w:val="20"/>
           <w:rtl w:val="0"/>
@@ -2053,7 +2030,7 @@
     </w:p>
     <w:p>
       <w:pPr>
-        <w:spacing w:after="80" w:line="276" w:lineRule="auto"/>
+        <w:spacing w:after="80" w:lineRule="auto"/>
         <w:rPr/>
       </w:pPr>
       <w:r>
@@ -2061,10 +2038,6 @@
           <w:rFonts w:ascii="Calibri" w:cs="Calibri" w:eastAsia="Calibri" w:hAnsi="Calibri"/>
           <w:b w:val="1"/>
           <w:bCs w:val="1"/>
-          <w:i w:val="0"/>
-          <w:iCs w:val="0"/>
-          <w:sz w:val="22"/>
-          <w:szCs w:val="22"/>
           <w:rtl w:val="0"/>
         </w:rPr>
         <w:t xml:space="preserve">Brainstorming Table:</w:t>
@@ -2078,7 +2051,7 @@
     <w:tbl>
       <w:tblPr>
         <w:tblStyle w:val="Table2"/>
-        <w:tblW w:w="8640.0" w:type="dxa"/>
+        <w:tblW w:w="8851.0" w:type="dxa"/>
         <w:jc w:val="center"/>
         <w:tblBorders>
           <w:top w:color="000000" w:space="0" w:sz="4" w:val="single"/>
@@ -2092,14 +2065,14 @@
         <w:tblLook w:val="0400"/>
       </w:tblPr>
       <w:tblGrid>
-        <w:gridCol w:w="1728"/>
+        <w:gridCol w:w="1939"/>
         <w:gridCol w:w="1728"/>
         <w:gridCol w:w="1728"/>
         <w:gridCol w:w="1728"/>
         <w:gridCol w:w="1728"/>
         <w:tblGridChange w:id="0">
           <w:tblGrid>
-            <w:gridCol w:w="1728"/>
+            <w:gridCol w:w="1939"/>
             <w:gridCol w:w="1728"/>
             <w:gridCol w:w="1728"/>
             <w:gridCol w:w="1728"/>
@@ -2710,7 +2683,7 @@
     </w:p>
     <w:p>
       <w:pPr>
-        <w:spacing w:after="80" w:line="276" w:lineRule="auto"/>
+        <w:spacing w:after="80" w:lineRule="auto"/>
         <w:rPr/>
       </w:pPr>
       <w:r>
@@ -2718,10 +2691,6 @@
           <w:rFonts w:ascii="Calibri" w:cs="Calibri" w:eastAsia="Calibri" w:hAnsi="Calibri"/>
           <w:b w:val="1"/>
           <w:bCs w:val="1"/>
-          <w:i w:val="0"/>
-          <w:iCs w:val="0"/>
-          <w:sz w:val="22"/>
-          <w:szCs w:val="22"/>
           <w:rtl w:val="0"/>
         </w:rPr>
         <w:t xml:space="preserve">Model Answers:</w:t>
@@ -2828,7 +2797,7 @@
     </w:p>
     <w:p>
       <w:pPr>
-        <w:spacing w:after="80" w:line="276" w:lineRule="auto"/>
+        <w:spacing w:after="80" w:lineRule="auto"/>
         <w:rPr/>
       </w:pPr>
       <w:r>
@@ -2836,8 +2805,6 @@
           <w:rFonts w:ascii="Calibri" w:cs="Calibri" w:eastAsia="Calibri" w:hAnsi="Calibri"/>
           <w:b w:val="1"/>
           <w:bCs w:val="1"/>
-          <w:i w:val="0"/>
-          <w:iCs w:val="0"/>
           <w:sz w:val="26"/>
           <w:szCs w:val="26"/>
           <w:rtl w:val="0"/>
@@ -2852,16 +2819,12 @@
     </w:p>
     <w:p>
       <w:pPr>
-        <w:spacing w:after="160" w:line="276" w:lineRule="auto"/>
-        <w:rPr/>
-      </w:pPr>
-      <w:r>
-        <w:rPr>
-          <w:rFonts w:ascii="Calibri" w:cs="Calibri" w:eastAsia="Calibri" w:hAnsi="Calibri"/>
-          <w:b w:val="0"/>
-          <w:bCs w:val="0"/>
-          <w:i w:val="0"/>
-          <w:iCs w:val="0"/>
+        <w:spacing w:after="160" w:lineRule="auto"/>
+        <w:rPr/>
+      </w:pPr>
+      <w:r>
+        <w:rPr>
+          <w:rFonts w:ascii="Calibri" w:cs="Calibri" w:eastAsia="Calibri" w:hAnsi="Calibri"/>
           <w:sz w:val="20"/>
           <w:szCs w:val="20"/>
           <w:rtl w:val="0"/>
@@ -2876,7 +2839,7 @@
     </w:p>
     <w:p>
       <w:pPr>
-        <w:spacing w:after="80" w:line="276" w:lineRule="auto"/>
+        <w:spacing w:after="80" w:lineRule="auto"/>
         <w:rPr/>
       </w:pPr>
       <w:r>
@@ -2884,10 +2847,6 @@
           <w:rFonts w:ascii="Calibri" w:cs="Calibri" w:eastAsia="Calibri" w:hAnsi="Calibri"/>
           <w:b w:val="1"/>
           <w:bCs w:val="1"/>
-          <w:i w:val="0"/>
-          <w:iCs w:val="0"/>
-          <w:sz w:val="22"/>
-          <w:szCs w:val="22"/>
           <w:rtl w:val="0"/>
         </w:rPr>
         <w:t xml:space="preserve">Brainstorming Table:</w:t>
@@ -3533,7 +3492,7 @@
     </w:p>
     <w:p>
       <w:pPr>
-        <w:spacing w:after="80" w:line="276" w:lineRule="auto"/>
+        <w:spacing w:after="80" w:lineRule="auto"/>
         <w:rPr/>
       </w:pPr>
       <w:r>
@@ -3541,10 +3500,6 @@
           <w:rFonts w:ascii="Calibri" w:cs="Calibri" w:eastAsia="Calibri" w:hAnsi="Calibri"/>
           <w:b w:val="1"/>
           <w:bCs w:val="1"/>
-          <w:i w:val="0"/>
-          <w:iCs w:val="0"/>
-          <w:sz w:val="22"/>
-          <w:szCs w:val="22"/>
           <w:rtl w:val="0"/>
         </w:rPr>
         <w:t xml:space="preserve">Model Answers:</w:t>
@@ -3651,7 +3606,7 @@
     </w:p>
     <w:p>
       <w:pPr>
-        <w:spacing w:after="80" w:line="276" w:lineRule="auto"/>
+        <w:spacing w:after="80" w:lineRule="auto"/>
         <w:rPr/>
       </w:pPr>
       <w:r>
@@ -3659,8 +3614,6 @@
           <w:rFonts w:ascii="Calibri" w:cs="Calibri" w:eastAsia="Calibri" w:hAnsi="Calibri"/>
           <w:b w:val="1"/>
           <w:bCs w:val="1"/>
-          <w:i w:val="0"/>
-          <w:iCs w:val="0"/>
           <w:sz w:val="26"/>
           <w:szCs w:val="26"/>
           <w:rtl w:val="0"/>
@@ -3675,16 +3628,12 @@
     </w:p>
     <w:p>
       <w:pPr>
-        <w:spacing w:after="160" w:line="276" w:lineRule="auto"/>
-        <w:rPr/>
-      </w:pPr>
-      <w:r>
-        <w:rPr>
-          <w:rFonts w:ascii="Calibri" w:cs="Calibri" w:eastAsia="Calibri" w:hAnsi="Calibri"/>
-          <w:b w:val="0"/>
-          <w:bCs w:val="0"/>
-          <w:i w:val="0"/>
-          <w:iCs w:val="0"/>
+        <w:spacing w:after="160" w:lineRule="auto"/>
+        <w:rPr/>
+      </w:pPr>
+      <w:r>
+        <w:rPr>
+          <w:rFonts w:ascii="Calibri" w:cs="Calibri" w:eastAsia="Calibri" w:hAnsi="Calibri"/>
           <w:sz w:val="20"/>
           <w:szCs w:val="20"/>
           <w:rtl w:val="0"/>
@@ -3699,7 +3648,7 @@
     </w:p>
     <w:p>
       <w:pPr>
-        <w:spacing w:after="80" w:line="276" w:lineRule="auto"/>
+        <w:spacing w:after="80" w:lineRule="auto"/>
         <w:rPr/>
       </w:pPr>
       <w:r>
@@ -3707,10 +3656,6 @@
           <w:rFonts w:ascii="Calibri" w:cs="Calibri" w:eastAsia="Calibri" w:hAnsi="Calibri"/>
           <w:b w:val="1"/>
           <w:bCs w:val="1"/>
-          <w:i w:val="0"/>
-          <w:iCs w:val="0"/>
-          <w:sz w:val="22"/>
-          <w:szCs w:val="22"/>
           <w:rtl w:val="0"/>
         </w:rPr>
         <w:t xml:space="preserve">Brainstorming Table:</w:t>
@@ -4356,7 +4301,7 @@
     </w:p>
     <w:p>
       <w:pPr>
-        <w:spacing w:after="80" w:line="276" w:lineRule="auto"/>
+        <w:spacing w:after="80" w:lineRule="auto"/>
         <w:rPr/>
       </w:pPr>
       <w:r>
@@ -4364,10 +4309,6 @@
           <w:rFonts w:ascii="Calibri" w:cs="Calibri" w:eastAsia="Calibri" w:hAnsi="Calibri"/>
           <w:b w:val="1"/>
           <w:bCs w:val="1"/>
-          <w:i w:val="0"/>
-          <w:iCs w:val="0"/>
-          <w:sz w:val="22"/>
-          <w:szCs w:val="22"/>
           <w:rtl w:val="0"/>
         </w:rPr>
         <w:t xml:space="preserve">Model Answers:</w:t>
@@ -4478,11 +4419,14 @@
     <w:p>
       <w:pPr>
         <w:pStyle w:val="Heading2"/>
-        <w:rPr/>
-      </w:pPr>
-      <w:r>
-        <w:rPr>
-          <w:rFonts w:ascii="Calibri" w:cs="Calibri" w:eastAsia="Calibri" w:hAnsi="Calibri"/>
+        <w:rPr>
+          <w:color w:val="000000"/>
+        </w:rPr>
+      </w:pPr>
+      <w:r>
+        <w:rPr>
+          <w:rFonts w:ascii="Calibri" w:cs="Calibri" w:eastAsia="Calibri" w:hAnsi="Calibri"/>
+          <w:color w:val="000000"/>
           <w:rtl w:val="0"/>
         </w:rPr>
         <w:t xml:space="preserve">SPEAKING TASK 2: INTERVIEW</w:t>
@@ -4496,11 +4440,14 @@
     <w:p>
       <w:pPr>
         <w:pStyle w:val="Heading3"/>
-        <w:rPr/>
-      </w:pPr>
-      <w:r>
-        <w:rPr>
-          <w:rFonts w:ascii="Calibri" w:cs="Calibri" w:eastAsia="Calibri" w:hAnsi="Calibri"/>
+        <w:rPr>
+          <w:color w:val="000000"/>
+        </w:rPr>
+      </w:pPr>
+      <w:r>
+        <w:rPr>
+          <w:rFonts w:ascii="Calibri" w:cs="Calibri" w:eastAsia="Calibri" w:hAnsi="Calibri"/>
+          <w:color w:val="000000"/>
           <w:rtl w:val="0"/>
         </w:rPr>
         <w:t xml:space="preserve">Set 2 Commuting</w:t>
@@ -4513,16 +4460,12 @@
     </w:p>
     <w:p>
       <w:pPr>
-        <w:spacing w:after="240" w:line="276" w:lineRule="auto"/>
-        <w:rPr/>
-      </w:pPr>
-      <w:r>
-        <w:rPr>
-          <w:rFonts w:ascii="Calibri" w:cs="Calibri" w:eastAsia="Calibri" w:hAnsi="Calibri"/>
-          <w:b w:val="0"/>
-          <w:bCs w:val="0"/>
-          <w:i w:val="0"/>
-          <w:iCs w:val="0"/>
+        <w:spacing w:after="240" w:lineRule="auto"/>
+        <w:rPr/>
+      </w:pPr>
+      <w:r>
+        <w:rPr>
+          <w:rFonts w:ascii="Calibri" w:cs="Calibri" w:eastAsia="Calibri" w:hAnsi="Calibri"/>
           <w:sz w:val="24"/>
           <w:szCs w:val="24"/>
           <w:rtl w:val="0"/>
@@ -4671,7 +4614,7 @@
     </w:p>
     <w:p>
       <w:pPr>
-        <w:spacing w:after="80" w:line="276" w:lineRule="auto"/>
+        <w:spacing w:after="80" w:lineRule="auto"/>
         <w:rPr/>
       </w:pPr>
       <w:r>
@@ -4679,8 +4622,6 @@
           <w:rFonts w:ascii="Calibri" w:cs="Calibri" w:eastAsia="Calibri" w:hAnsi="Calibri"/>
           <w:b w:val="1"/>
           <w:bCs w:val="1"/>
-          <w:i w:val="0"/>
-          <w:iCs w:val="0"/>
           <w:sz w:val="26"/>
           <w:szCs w:val="26"/>
           <w:rtl w:val="0"/>
@@ -4695,16 +4636,12 @@
     </w:p>
     <w:p>
       <w:pPr>
-        <w:spacing w:after="160" w:line="276" w:lineRule="auto"/>
-        <w:rPr/>
-      </w:pPr>
-      <w:r>
-        <w:rPr>
-          <w:rFonts w:ascii="Calibri" w:cs="Calibri" w:eastAsia="Calibri" w:hAnsi="Calibri"/>
-          <w:b w:val="0"/>
-          <w:bCs w:val="0"/>
-          <w:i w:val="0"/>
-          <w:iCs w:val="0"/>
+        <w:spacing w:after="160" w:lineRule="auto"/>
+        <w:rPr/>
+      </w:pPr>
+      <w:r>
+        <w:rPr>
+          <w:rFonts w:ascii="Calibri" w:cs="Calibri" w:eastAsia="Calibri" w:hAnsi="Calibri"/>
           <w:sz w:val="20"/>
           <w:szCs w:val="20"/>
           <w:rtl w:val="0"/>
@@ -4719,7 +4656,7 @@
     </w:p>
     <w:p>
       <w:pPr>
-        <w:spacing w:after="80" w:line="276" w:lineRule="auto"/>
+        <w:spacing w:after="80" w:lineRule="auto"/>
         <w:rPr/>
       </w:pPr>
       <w:r>
@@ -4727,10 +4664,6 @@
           <w:rFonts w:ascii="Calibri" w:cs="Calibri" w:eastAsia="Calibri" w:hAnsi="Calibri"/>
           <w:b w:val="1"/>
           <w:bCs w:val="1"/>
-          <w:i w:val="0"/>
-          <w:iCs w:val="0"/>
-          <w:sz w:val="22"/>
-          <w:szCs w:val="22"/>
           <w:rtl w:val="0"/>
         </w:rPr>
         <w:t xml:space="preserve">Brainstorming Table:</w:t>
@@ -5376,7 +5309,7 @@
     </w:p>
     <w:p>
       <w:pPr>
-        <w:spacing w:after="80" w:line="276" w:lineRule="auto"/>
+        <w:spacing w:after="80" w:lineRule="auto"/>
         <w:rPr/>
       </w:pPr>
       <w:r>
@@ -5384,10 +5317,6 @@
           <w:rFonts w:ascii="Calibri" w:cs="Calibri" w:eastAsia="Calibri" w:hAnsi="Calibri"/>
           <w:b w:val="1"/>
           <w:bCs w:val="1"/>
-          <w:i w:val="0"/>
-          <w:iCs w:val="0"/>
-          <w:sz w:val="22"/>
-          <w:szCs w:val="22"/>
           <w:rtl w:val="0"/>
         </w:rPr>
         <w:t xml:space="preserve">Model Answers:</w:t>
@@ -5494,7 +5423,7 @@
     </w:p>
     <w:p>
       <w:pPr>
-        <w:spacing w:after="80" w:line="276" w:lineRule="auto"/>
+        <w:spacing w:after="80" w:lineRule="auto"/>
         <w:rPr/>
       </w:pPr>
       <w:r>
@@ -5502,8 +5431,6 @@
           <w:rFonts w:ascii="Calibri" w:cs="Calibri" w:eastAsia="Calibri" w:hAnsi="Calibri"/>
           <w:b w:val="1"/>
           <w:bCs w:val="1"/>
-          <w:i w:val="0"/>
-          <w:iCs w:val="0"/>
           <w:sz w:val="26"/>
           <w:szCs w:val="26"/>
           <w:rtl w:val="0"/>
@@ -5518,16 +5445,12 @@
     </w:p>
     <w:p>
       <w:pPr>
-        <w:spacing w:after="160" w:line="276" w:lineRule="auto"/>
-        <w:rPr/>
-      </w:pPr>
-      <w:r>
-        <w:rPr>
-          <w:rFonts w:ascii="Calibri" w:cs="Calibri" w:eastAsia="Calibri" w:hAnsi="Calibri"/>
-          <w:b w:val="0"/>
-          <w:bCs w:val="0"/>
-          <w:i w:val="0"/>
-          <w:iCs w:val="0"/>
+        <w:spacing w:after="160" w:lineRule="auto"/>
+        <w:rPr/>
+      </w:pPr>
+      <w:r>
+        <w:rPr>
+          <w:rFonts w:ascii="Calibri" w:cs="Calibri" w:eastAsia="Calibri" w:hAnsi="Calibri"/>
           <w:sz w:val="20"/>
           <w:szCs w:val="20"/>
           <w:rtl w:val="0"/>
@@ -5542,7 +5465,7 @@
     </w:p>
     <w:p>
       <w:pPr>
-        <w:spacing w:after="80" w:line="276" w:lineRule="auto"/>
+        <w:spacing w:after="80" w:lineRule="auto"/>
         <w:rPr/>
       </w:pPr>
       <w:r>
@@ -5550,10 +5473,6 @@
           <w:rFonts w:ascii="Calibri" w:cs="Calibri" w:eastAsia="Calibri" w:hAnsi="Calibri"/>
           <w:b w:val="1"/>
           <w:bCs w:val="1"/>
-          <w:i w:val="0"/>
-          <w:iCs w:val="0"/>
-          <w:sz w:val="22"/>
-          <w:szCs w:val="22"/>
           <w:rtl w:val="0"/>
         </w:rPr>
         <w:t xml:space="preserve">Brainstorming Table:</w:t>
@@ -6199,7 +6118,7 @@
     </w:p>
     <w:p>
       <w:pPr>
-        <w:spacing w:after="80" w:line="276" w:lineRule="auto"/>
+        <w:spacing w:after="80" w:lineRule="auto"/>
         <w:rPr/>
       </w:pPr>
       <w:r>
@@ -6207,10 +6126,6 @@
           <w:rFonts w:ascii="Calibri" w:cs="Calibri" w:eastAsia="Calibri" w:hAnsi="Calibri"/>
           <w:b w:val="1"/>
           <w:bCs w:val="1"/>
-          <w:i w:val="0"/>
-          <w:iCs w:val="0"/>
-          <w:sz w:val="22"/>
-          <w:szCs w:val="22"/>
           <w:rtl w:val="0"/>
         </w:rPr>
         <w:t xml:space="preserve">Model Answers:</w:t>
@@ -6317,7 +6232,7 @@
     </w:p>
     <w:p>
       <w:pPr>
-        <w:spacing w:after="80" w:line="276" w:lineRule="auto"/>
+        <w:spacing w:after="80" w:lineRule="auto"/>
         <w:rPr/>
       </w:pPr>
       <w:r>
@@ -6325,8 +6240,6 @@
           <w:rFonts w:ascii="Calibri" w:cs="Calibri" w:eastAsia="Calibri" w:hAnsi="Calibri"/>
           <w:b w:val="1"/>
           <w:bCs w:val="1"/>
-          <w:i w:val="0"/>
-          <w:iCs w:val="0"/>
           <w:sz w:val="26"/>
           <w:szCs w:val="26"/>
           <w:rtl w:val="0"/>
@@ -6341,16 +6254,12 @@
     </w:p>
     <w:p>
       <w:pPr>
-        <w:spacing w:after="160" w:line="276" w:lineRule="auto"/>
-        <w:rPr/>
-      </w:pPr>
-      <w:r>
-        <w:rPr>
-          <w:rFonts w:ascii="Calibri" w:cs="Calibri" w:eastAsia="Calibri" w:hAnsi="Calibri"/>
-          <w:b w:val="0"/>
-          <w:bCs w:val="0"/>
-          <w:i w:val="0"/>
-          <w:iCs w:val="0"/>
+        <w:spacing w:after="160" w:lineRule="auto"/>
+        <w:rPr/>
+      </w:pPr>
+      <w:r>
+        <w:rPr>
+          <w:rFonts w:ascii="Calibri" w:cs="Calibri" w:eastAsia="Calibri" w:hAnsi="Calibri"/>
           <w:sz w:val="20"/>
           <w:szCs w:val="20"/>
           <w:rtl w:val="0"/>
@@ -6365,7 +6274,7 @@
     </w:p>
     <w:p>
       <w:pPr>
-        <w:spacing w:after="80" w:line="276" w:lineRule="auto"/>
+        <w:spacing w:after="80" w:lineRule="auto"/>
         <w:rPr/>
       </w:pPr>
       <w:r>
@@ -6373,10 +6282,6 @@
           <w:rFonts w:ascii="Calibri" w:cs="Calibri" w:eastAsia="Calibri" w:hAnsi="Calibri"/>
           <w:b w:val="1"/>
           <w:bCs w:val="1"/>
-          <w:i w:val="0"/>
-          <w:iCs w:val="0"/>
-          <w:sz w:val="22"/>
-          <w:szCs w:val="22"/>
           <w:rtl w:val="0"/>
         </w:rPr>
         <w:t xml:space="preserve">Brainstorming Table:</w:t>
@@ -7022,7 +6927,7 @@
     </w:p>
     <w:p>
       <w:pPr>
-        <w:spacing w:after="80" w:line="276" w:lineRule="auto"/>
+        <w:spacing w:after="80" w:lineRule="auto"/>
         <w:rPr/>
       </w:pPr>
       <w:r>
@@ -7030,10 +6935,6 @@
           <w:rFonts w:ascii="Calibri" w:cs="Calibri" w:eastAsia="Calibri" w:hAnsi="Calibri"/>
           <w:b w:val="1"/>
           <w:bCs w:val="1"/>
-          <w:i w:val="0"/>
-          <w:iCs w:val="0"/>
-          <w:sz w:val="22"/>
-          <w:szCs w:val="22"/>
           <w:rtl w:val="0"/>
         </w:rPr>
         <w:t xml:space="preserve">Model Answers:</w:t>
@@ -7140,7 +7041,7 @@
     </w:p>
     <w:p>
       <w:pPr>
-        <w:spacing w:after="80" w:line="276" w:lineRule="auto"/>
+        <w:spacing w:after="80" w:lineRule="auto"/>
         <w:rPr/>
       </w:pPr>
       <w:r>
@@ -7148,8 +7049,6 @@
           <w:rFonts w:ascii="Calibri" w:cs="Calibri" w:eastAsia="Calibri" w:hAnsi="Calibri"/>
           <w:b w:val="1"/>
           <w:bCs w:val="1"/>
-          <w:i w:val="0"/>
-          <w:iCs w:val="0"/>
           <w:sz w:val="26"/>
           <w:szCs w:val="26"/>
           <w:rtl w:val="0"/>
@@ -7164,16 +7063,12 @@
     </w:p>
     <w:p>
       <w:pPr>
-        <w:spacing w:after="160" w:line="276" w:lineRule="auto"/>
-        <w:rPr/>
-      </w:pPr>
-      <w:r>
-        <w:rPr>
-          <w:rFonts w:ascii="Calibri" w:cs="Calibri" w:eastAsia="Calibri" w:hAnsi="Calibri"/>
-          <w:b w:val="0"/>
-          <w:bCs w:val="0"/>
-          <w:i w:val="0"/>
-          <w:iCs w:val="0"/>
+        <w:spacing w:after="160" w:lineRule="auto"/>
+        <w:rPr/>
+      </w:pPr>
+      <w:r>
+        <w:rPr>
+          <w:rFonts w:ascii="Calibri" w:cs="Calibri" w:eastAsia="Calibri" w:hAnsi="Calibri"/>
           <w:sz w:val="20"/>
           <w:szCs w:val="20"/>
           <w:rtl w:val="0"/>
@@ -7188,7 +7083,7 @@
     </w:p>
     <w:p>
       <w:pPr>
-        <w:spacing w:after="80" w:line="276" w:lineRule="auto"/>
+        <w:spacing w:after="80" w:lineRule="auto"/>
         <w:rPr/>
       </w:pPr>
       <w:r>
@@ -7196,10 +7091,6 @@
           <w:rFonts w:ascii="Calibri" w:cs="Calibri" w:eastAsia="Calibri" w:hAnsi="Calibri"/>
           <w:b w:val="1"/>
           <w:bCs w:val="1"/>
-          <w:i w:val="0"/>
-          <w:iCs w:val="0"/>
-          <w:sz w:val="22"/>
-          <w:szCs w:val="22"/>
           <w:rtl w:val="0"/>
         </w:rPr>
         <w:t xml:space="preserve">Brainstorming Table:</w:t>
@@ -7845,7 +7736,7 @@
     </w:p>
     <w:p>
       <w:pPr>
-        <w:spacing w:after="80" w:line="276" w:lineRule="auto"/>
+        <w:spacing w:after="80" w:lineRule="auto"/>
         <w:rPr/>
       </w:pPr>
       <w:r>
@@ -7853,10 +7744,6 @@
           <w:rFonts w:ascii="Calibri" w:cs="Calibri" w:eastAsia="Calibri" w:hAnsi="Calibri"/>
           <w:b w:val="1"/>
           <w:bCs w:val="1"/>
-          <w:i w:val="0"/>
-          <w:iCs w:val="0"/>
-          <w:sz w:val="22"/>
-          <w:szCs w:val="22"/>
           <w:rtl w:val="0"/>
         </w:rPr>
         <w:t xml:space="preserve">Model Answers:</w:t>
@@ -7967,11 +7854,14 @@
     <w:p>
       <w:pPr>
         <w:pStyle w:val="Heading2"/>
-        <w:rPr/>
-      </w:pPr>
-      <w:r>
-        <w:rPr>
-          <w:rFonts w:ascii="Calibri" w:cs="Calibri" w:eastAsia="Calibri" w:hAnsi="Calibri"/>
+        <w:rPr>
+          <w:color w:val="000000"/>
+        </w:rPr>
+      </w:pPr>
+      <w:r>
+        <w:rPr>
+          <w:rFonts w:ascii="Calibri" w:cs="Calibri" w:eastAsia="Calibri" w:hAnsi="Calibri"/>
+          <w:color w:val="000000"/>
           <w:rtl w:val="0"/>
         </w:rPr>
         <w:t xml:space="preserve">SPEAKING TASK 2: INTERVIEW</w:t>
@@ -7985,11 +7875,14 @@
     <w:p>
       <w:pPr>
         <w:pStyle w:val="Heading3"/>
-        <w:rPr/>
-      </w:pPr>
-      <w:r>
-        <w:rPr>
-          <w:rFonts w:ascii="Calibri" w:cs="Calibri" w:eastAsia="Calibri" w:hAnsi="Calibri"/>
+        <w:rPr>
+          <w:color w:val="000000"/>
+        </w:rPr>
+      </w:pPr>
+      <w:r>
+        <w:rPr>
+          <w:rFonts w:ascii="Calibri" w:cs="Calibri" w:eastAsia="Calibri" w:hAnsi="Calibri"/>
+          <w:color w:val="000000"/>
           <w:rtl w:val="0"/>
         </w:rPr>
         <w:t xml:space="preserve">Set 3 Work Life Balance</w:t>
@@ -8002,16 +7895,12 @@
     </w:p>
     <w:p>
       <w:pPr>
-        <w:spacing w:after="240" w:line="276" w:lineRule="auto"/>
-        <w:rPr/>
-      </w:pPr>
-      <w:r>
-        <w:rPr>
-          <w:rFonts w:ascii="Calibri" w:cs="Calibri" w:eastAsia="Calibri" w:hAnsi="Calibri"/>
-          <w:b w:val="0"/>
-          <w:bCs w:val="0"/>
-          <w:i w:val="0"/>
-          <w:iCs w:val="0"/>
+        <w:spacing w:after="240" w:lineRule="auto"/>
+        <w:rPr/>
+      </w:pPr>
+      <w:r>
+        <w:rPr>
+          <w:rFonts w:ascii="Calibri" w:cs="Calibri" w:eastAsia="Calibri" w:hAnsi="Calibri"/>
           <w:sz w:val="24"/>
           <w:szCs w:val="24"/>
           <w:rtl w:val="0"/>
@@ -8160,7 +8049,7 @@
     </w:p>
     <w:p>
       <w:pPr>
-        <w:spacing w:after="80" w:line="276" w:lineRule="auto"/>
+        <w:spacing w:after="80" w:lineRule="auto"/>
         <w:rPr/>
       </w:pPr>
       <w:r>
@@ -8168,8 +8057,6 @@
           <w:rFonts w:ascii="Calibri" w:cs="Calibri" w:eastAsia="Calibri" w:hAnsi="Calibri"/>
           <w:b w:val="1"/>
           <w:bCs w:val="1"/>
-          <w:i w:val="0"/>
-          <w:iCs w:val="0"/>
           <w:sz w:val="26"/>
           <w:szCs w:val="26"/>
           <w:rtl w:val="0"/>
@@ -8184,16 +8071,12 @@
     </w:p>
     <w:p>
       <w:pPr>
-        <w:spacing w:after="160" w:line="276" w:lineRule="auto"/>
-        <w:rPr/>
-      </w:pPr>
-      <w:r>
-        <w:rPr>
-          <w:rFonts w:ascii="Calibri" w:cs="Calibri" w:eastAsia="Calibri" w:hAnsi="Calibri"/>
-          <w:b w:val="0"/>
-          <w:bCs w:val="0"/>
-          <w:i w:val="0"/>
-          <w:iCs w:val="0"/>
+        <w:spacing w:after="160" w:lineRule="auto"/>
+        <w:rPr/>
+      </w:pPr>
+      <w:r>
+        <w:rPr>
+          <w:rFonts w:ascii="Calibri" w:cs="Calibri" w:eastAsia="Calibri" w:hAnsi="Calibri"/>
           <w:sz w:val="20"/>
           <w:szCs w:val="20"/>
           <w:rtl w:val="0"/>
@@ -8208,7 +8091,7 @@
     </w:p>
     <w:p>
       <w:pPr>
-        <w:spacing w:after="80" w:line="276" w:lineRule="auto"/>
+        <w:spacing w:after="80" w:lineRule="auto"/>
         <w:rPr/>
       </w:pPr>
       <w:r>
@@ -8216,10 +8099,6 @@
           <w:rFonts w:ascii="Calibri" w:cs="Calibri" w:eastAsia="Calibri" w:hAnsi="Calibri"/>
           <w:b w:val="1"/>
           <w:bCs w:val="1"/>
-          <w:i w:val="0"/>
-          <w:iCs w:val="0"/>
-          <w:sz w:val="22"/>
-          <w:szCs w:val="22"/>
           <w:rtl w:val="0"/>
         </w:rPr>
         <w:t xml:space="preserve">Brainstorming Table:</w:t>
@@ -8865,7 +8744,7 @@
     </w:p>
     <w:p>
       <w:pPr>
-        <w:spacing w:after="80" w:line="276" w:lineRule="auto"/>
+        <w:spacing w:after="80" w:lineRule="auto"/>
         <w:rPr/>
       </w:pPr>
       <w:r>
@@ -8873,10 +8752,6 @@
           <w:rFonts w:ascii="Calibri" w:cs="Calibri" w:eastAsia="Calibri" w:hAnsi="Calibri"/>
           <w:b w:val="1"/>
           <w:bCs w:val="1"/>
-          <w:i w:val="0"/>
-          <w:iCs w:val="0"/>
-          <w:sz w:val="22"/>
-          <w:szCs w:val="22"/>
           <w:rtl w:val="0"/>
         </w:rPr>
         <w:t xml:space="preserve">Model Answers:</w:t>
@@ -8983,7 +8858,7 @@
     </w:p>
     <w:p>
       <w:pPr>
-        <w:spacing w:after="80" w:line="276" w:lineRule="auto"/>
+        <w:spacing w:after="80" w:lineRule="auto"/>
         <w:rPr/>
       </w:pPr>
       <w:r>
@@ -8991,8 +8866,6 @@
           <w:rFonts w:ascii="Calibri" w:cs="Calibri" w:eastAsia="Calibri" w:hAnsi="Calibri"/>
           <w:b w:val="1"/>
           <w:bCs w:val="1"/>
-          <w:i w:val="0"/>
-          <w:iCs w:val="0"/>
           <w:sz w:val="26"/>
           <w:szCs w:val="26"/>
           <w:rtl w:val="0"/>
@@ -9007,16 +8880,12 @@
     </w:p>
     <w:p>
       <w:pPr>
-        <w:spacing w:after="160" w:line="276" w:lineRule="auto"/>
-        <w:rPr/>
-      </w:pPr>
-      <w:r>
-        <w:rPr>
-          <w:rFonts w:ascii="Calibri" w:cs="Calibri" w:eastAsia="Calibri" w:hAnsi="Calibri"/>
-          <w:b w:val="0"/>
-          <w:bCs w:val="0"/>
-          <w:i w:val="0"/>
-          <w:iCs w:val="0"/>
+        <w:spacing w:after="160" w:lineRule="auto"/>
+        <w:rPr/>
+      </w:pPr>
+      <w:r>
+        <w:rPr>
+          <w:rFonts w:ascii="Calibri" w:cs="Calibri" w:eastAsia="Calibri" w:hAnsi="Calibri"/>
           <w:sz w:val="20"/>
           <w:szCs w:val="20"/>
           <w:rtl w:val="0"/>
@@ -9031,7 +8900,7 @@
     </w:p>
     <w:p>
       <w:pPr>
-        <w:spacing w:after="80" w:line="276" w:lineRule="auto"/>
+        <w:spacing w:after="80" w:lineRule="auto"/>
         <w:rPr/>
       </w:pPr>
       <w:r>
@@ -9039,10 +8908,6 @@
           <w:rFonts w:ascii="Calibri" w:cs="Calibri" w:eastAsia="Calibri" w:hAnsi="Calibri"/>
           <w:b w:val="1"/>
           <w:bCs w:val="1"/>
-          <w:i w:val="0"/>
-          <w:iCs w:val="0"/>
-          <w:sz w:val="22"/>
-          <w:szCs w:val="22"/>
           <w:rtl w:val="0"/>
         </w:rPr>
         <w:t xml:space="preserve">Brainstorming Table:</w:t>
@@ -9688,7 +9553,7 @@
     </w:p>
     <w:p>
       <w:pPr>
-        <w:spacing w:after="80" w:line="276" w:lineRule="auto"/>
+        <w:spacing w:after="80" w:lineRule="auto"/>
         <w:rPr/>
       </w:pPr>
       <w:r>
@@ -9696,10 +9561,6 @@
           <w:rFonts w:ascii="Calibri" w:cs="Calibri" w:eastAsia="Calibri" w:hAnsi="Calibri"/>
           <w:b w:val="1"/>
           <w:bCs w:val="1"/>
-          <w:i w:val="0"/>
-          <w:iCs w:val="0"/>
-          <w:sz w:val="22"/>
-          <w:szCs w:val="22"/>
           <w:rtl w:val="0"/>
         </w:rPr>
         <w:t xml:space="preserve">Model Answers:</w:t>
@@ -9806,7 +9667,7 @@
     </w:p>
     <w:p>
       <w:pPr>
-        <w:spacing w:after="80" w:line="276" w:lineRule="auto"/>
+        <w:spacing w:after="80" w:lineRule="auto"/>
         <w:rPr/>
       </w:pPr>
       <w:r>
@@ -9814,8 +9675,6 @@
           <w:rFonts w:ascii="Calibri" w:cs="Calibri" w:eastAsia="Calibri" w:hAnsi="Calibri"/>
           <w:b w:val="1"/>
           <w:bCs w:val="1"/>
-          <w:i w:val="0"/>
-          <w:iCs w:val="0"/>
           <w:sz w:val="26"/>
           <w:szCs w:val="26"/>
           <w:rtl w:val="0"/>
@@ -9830,16 +9689,12 @@
     </w:p>
     <w:p>
       <w:pPr>
-        <w:spacing w:after="160" w:line="276" w:lineRule="auto"/>
-        <w:rPr/>
-      </w:pPr>
-      <w:r>
-        <w:rPr>
-          <w:rFonts w:ascii="Calibri" w:cs="Calibri" w:eastAsia="Calibri" w:hAnsi="Calibri"/>
-          <w:b w:val="0"/>
-          <w:bCs w:val="0"/>
-          <w:i w:val="0"/>
-          <w:iCs w:val="0"/>
+        <w:spacing w:after="160" w:lineRule="auto"/>
+        <w:rPr/>
+      </w:pPr>
+      <w:r>
+        <w:rPr>
+          <w:rFonts w:ascii="Calibri" w:cs="Calibri" w:eastAsia="Calibri" w:hAnsi="Calibri"/>
           <w:sz w:val="20"/>
           <w:szCs w:val="20"/>
           <w:rtl w:val="0"/>
@@ -9854,7 +9709,7 @@
     </w:p>
     <w:p>
       <w:pPr>
-        <w:spacing w:after="80" w:line="276" w:lineRule="auto"/>
+        <w:spacing w:after="80" w:lineRule="auto"/>
         <w:rPr/>
       </w:pPr>
       <w:r>
@@ -9862,10 +9717,6 @@
           <w:rFonts w:ascii="Calibri" w:cs="Calibri" w:eastAsia="Calibri" w:hAnsi="Calibri"/>
           <w:b w:val="1"/>
           <w:bCs w:val="1"/>
-          <w:i w:val="0"/>
-          <w:iCs w:val="0"/>
-          <w:sz w:val="22"/>
-          <w:szCs w:val="22"/>
           <w:rtl w:val="0"/>
         </w:rPr>
         <w:t xml:space="preserve">Brainstorming Table:</w:t>
@@ -10511,7 +10362,7 @@
     </w:p>
     <w:p>
       <w:pPr>
-        <w:spacing w:after="80" w:line="276" w:lineRule="auto"/>
+        <w:spacing w:after="80" w:lineRule="auto"/>
         <w:rPr/>
       </w:pPr>
       <w:r>
@@ -10519,10 +10370,6 @@
           <w:rFonts w:ascii="Calibri" w:cs="Calibri" w:eastAsia="Calibri" w:hAnsi="Calibri"/>
           <w:b w:val="1"/>
           <w:bCs w:val="1"/>
-          <w:i w:val="0"/>
-          <w:iCs w:val="0"/>
-          <w:sz w:val="22"/>
-          <w:szCs w:val="22"/>
           <w:rtl w:val="0"/>
         </w:rPr>
         <w:t xml:space="preserve">Model Answers:</w:t>
@@ -10629,7 +10476,7 @@
     </w:p>
     <w:p>
       <w:pPr>
-        <w:spacing w:after="80" w:line="276" w:lineRule="auto"/>
+        <w:spacing w:after="80" w:lineRule="auto"/>
         <w:rPr/>
       </w:pPr>
       <w:r>
@@ -10637,8 +10484,6 @@
           <w:rFonts w:ascii="Calibri" w:cs="Calibri" w:eastAsia="Calibri" w:hAnsi="Calibri"/>
           <w:b w:val="1"/>
           <w:bCs w:val="1"/>
-          <w:i w:val="0"/>
-          <w:iCs w:val="0"/>
           <w:sz w:val="26"/>
           <w:szCs w:val="26"/>
           <w:rtl w:val="0"/>
@@ -10653,16 +10498,12 @@
     </w:p>
     <w:p>
       <w:pPr>
-        <w:spacing w:after="160" w:line="276" w:lineRule="auto"/>
-        <w:rPr/>
-      </w:pPr>
-      <w:r>
-        <w:rPr>
-          <w:rFonts w:ascii="Calibri" w:cs="Calibri" w:eastAsia="Calibri" w:hAnsi="Calibri"/>
-          <w:b w:val="0"/>
-          <w:bCs w:val="0"/>
-          <w:i w:val="0"/>
-          <w:iCs w:val="0"/>
+        <w:spacing w:after="160" w:lineRule="auto"/>
+        <w:rPr/>
+      </w:pPr>
+      <w:r>
+        <w:rPr>
+          <w:rFonts w:ascii="Calibri" w:cs="Calibri" w:eastAsia="Calibri" w:hAnsi="Calibri"/>
           <w:sz w:val="20"/>
           <w:szCs w:val="20"/>
           <w:rtl w:val="0"/>
@@ -10677,7 +10518,7 @@
     </w:p>
     <w:p>
       <w:pPr>
-        <w:spacing w:after="80" w:line="276" w:lineRule="auto"/>
+        <w:spacing w:after="80" w:lineRule="auto"/>
         <w:rPr/>
       </w:pPr>
       <w:r>
@@ -10685,10 +10526,6 @@
           <w:rFonts w:ascii="Calibri" w:cs="Calibri" w:eastAsia="Calibri" w:hAnsi="Calibri"/>
           <w:b w:val="1"/>
           <w:bCs w:val="1"/>
-          <w:i w:val="0"/>
-          <w:iCs w:val="0"/>
-          <w:sz w:val="22"/>
-          <w:szCs w:val="22"/>
           <w:rtl w:val="0"/>
         </w:rPr>
         <w:t xml:space="preserve">Brainstorming Table:</w:t>
@@ -11334,7 +11171,7 @@
     </w:p>
     <w:p>
       <w:pPr>
-        <w:spacing w:after="80" w:line="276" w:lineRule="auto"/>
+        <w:spacing w:after="80" w:lineRule="auto"/>
         <w:rPr/>
       </w:pPr>
       <w:r>
@@ -11342,10 +11179,6 @@
           <w:rFonts w:ascii="Calibri" w:cs="Calibri" w:eastAsia="Calibri" w:hAnsi="Calibri"/>
           <w:b w:val="1"/>
           <w:bCs w:val="1"/>
-          <w:i w:val="0"/>
-          <w:iCs w:val="0"/>
-          <w:sz w:val="22"/>
-          <w:szCs w:val="22"/>
           <w:rtl w:val="0"/>
         </w:rPr>
         <w:t xml:space="preserve">Model Answers:</w:t>
